--- a/klagomål/A 30606-2025 FSC-klagomål.docx
+++ b/klagomål/A 30606-2025 FSC-klagomål.docx
@@ -178,7 +178,7 @@
       <w:r>
         <w:drawing>
           <wp:inline xmlns:a="http://schemas.openxmlformats.org/drawingml/2006/main" xmlns:pic="http://schemas.openxmlformats.org/drawingml/2006/picture">
-            <wp:extent cx="4738841" cy="5724000"/>
+            <wp:extent cx="5219654" cy="5724000"/>
             <wp:docPr id="1" name="Picture 1"/>
             <wp:cNvGraphicFramePr>
               <a:graphicFrameLocks noChangeAspect="1"/>
@@ -199,7 +199,7 @@
                   <pic:spPr>
                     <a:xfrm>
                       <a:off x="0" y="0"/>
-                      <a:ext cx="4738841" cy="5724000"/>
+                      <a:ext cx="5219654" cy="5724000"/>
                     </a:xfrm>
                     <a:prstGeom prst="rect"/>
                   </pic:spPr>
@@ -221,7 +221,7 @@
     </w:p>
     <w:p>
       <w:r>
-        <w:t>I och inom 21 meter från avverkningsanmälan finns fynd av 42 naturvårdsarter, varav 31 är rödlistade, 8 är fridlysta, 27 är typiska (T) och 9 är signalarter (S): fläckporing (VU, T), garnlav (VU, T), gräddporing (VU, T), knärot (VU, T, §8), Lecidea subhumida (VU), ulltickeporing (VU), blanksvart spiklav (NT), blågrå svartspik (NT), dvärgbägarlav (NT, T), gammelgransskål (NT, T), grå blåbärsfältmätare (NT), knottrig blåslav (NT, T), kolflarnlav (NT, T), kortskaftad ärgspik (NT), lappmes (NT, T, §4), lavskrika (NT, T, §4), liten svartspik (NT), mörk kolflarnlav (NT), nordtagging (NT), reliktbock (NT, T), rosenticka (NT, T), talltagel (NT, T), talltita (NT, §4), tretåig hackspett (NT, T, §4), ullticka (NT, T), vaddporing (NT), vedflamlav (NT), vedskivlav (NT, T), vedtrappmossa (NT, T), violettgrå tagellav (NT, T), vitgrynig nållav (NT), björksplintborre (S), bårdlav (S, T), källmossor (S), luddlav (S, T), plattlummer (S, T, §9), spindelblomster (S, T, §8), stuplav (S, T), vedticka (S, T), ögonpyrola (S, T), sälg (T) och tjäder (T, §4). Se Figur 1.</w:t>
+        <w:t>I och inom 21 meter från avverkningsanmälan finns fynd av 43 naturvårdsarter, varav 31 är rödlistade, 8 är fridlysta, 28 är typiska (T) och 10 är signalarter (S): fläckporing (VU, T), garnlav (VU, T), gräddporing (VU, T), knärot (VU, T, §8), Lecidea subhumida (VU), ulltickeporing (VU), blanksvart spiklav (NT), blågrå svartspik (NT), dvärgbägarlav (NT, T), gammelgransskål (NT, T), grå blåbärsfältmätare (NT), knottrig blåslav (NT, T), kolflarnlav (NT, T), kortskaftad ärgspik (NT), lappmes (NT, T, §4), lavskrika (NT, T, §4), liten svartspik (NT), mörk kolflarnlav (NT), nordtagging (NT), reliktbock (NT, T), rosenticka (NT, T), talltagel (NT, T), talltita (NT, §4), tretåig hackspett (NT, T, §4), ullticka (NT, T), vaddporing (NT), vedflamlav (NT), vedskivlav (NT, T), vedtrappmossa (NT, T), violettgrå tagellav (NT, T), vitgrynig nållav (NT), björksplintborre (S), bårdlav (S, T), källmossor (S), luddlav (S, T), plattlummer (S, T, §9), spindelblomster (S, T, §8), stuplav (S, T), vanlig flatbagge (S, T), vedticka (S, T), ögonpyrola (S, T), sälg (T) och tjäder (T, §4). Se Figur 1.</w:t>
       </w:r>
     </w:p>
     <w:p>
@@ -1157,6 +1157,26 @@
         <w:rPr>
           <w:b/>
         </w:rPr>
+        <w:t>Vanlig flatbagge</w:t>
+      </w:r>
+      <w:r>
+        <w:t xml:space="preserve"> är en skalbagge vars larvutveckling sker i brunrötad ved av tall och gran, i mindre omfattning lövträd som al, asp och björk. Främst i lågor med klibbticka, timmerticka eller citronticka. Vanlig flatbagge är typisk art för </w:t>
+      </w:r>
+      <w:r>
+        <w:rPr>
+          <w:i/>
+        </w:rPr>
+        <w:t xml:space="preserve">9060 Åsbarrskog </w:t>
+      </w:r>
+      <w:r>
+        <w:t>(SLU Artdatabanken, 2025).</w:t>
+      </w:r>
+    </w:p>
+    <w:p>
+      <w:r>
+        <w:rPr>
+          <w:b/>
+        </w:rPr>
         <w:t xml:space="preserve">Vedticka </w:t>
       </w:r>
       <w:r>
@@ -1364,7 +1384,7 @@
         <w:rPr>
           <w:i/>
         </w:rPr>
-        <w:t>I det avverkningsanmälda skogsområdet har 40 rödlistade arter och signalarter påträffats. Detta ska jämföras med Skogsstyrelsens uppföljning 2017 av nyckelbiotoper som visade att man i genomsnitt hittar 20,6 olika rödlistade arter och signalarter i en nyckelbiotop (Wijk, S. 2017. Biologisk mångfald i nyckelbiotoper – Resultat från inventeringen “Uppföljning biologisk mångfald” 2009–2015. Rapport 4/2017 Skogsstyrelsen, Jönköping).</w:t>
+        <w:t>I det avverkningsanmälda skogsområdet har 41 rödlistade arter och signalarter påträffats. Detta ska jämföras med Skogsstyrelsens uppföljning 2017 av nyckelbiotoper som visade att man i genomsnitt hittar 20,6 olika rödlistade arter och signalarter i en nyckelbiotop (Wijk, S. 2017. Biologisk mångfald i nyckelbiotoper – Resultat från inventeringen “Uppföljning biologisk mångfald” 2009–2015. Rapport 4/2017 Skogsstyrelsen, Jönköping).</w:t>
       </w:r>
     </w:p>
     <w:p>
@@ -1393,7 +1413,7 @@
         <w:rPr>
           <w:i/>
         </w:rPr>
-        <w:t>I det avverkningsanmälda skogsområdet har 42 naturvårdsarter varav 31 rödlistade arter sina livsmiljöer och växtplatser.</w:t>
+        <w:t>I det avverkningsanmälda skogsområdet har 43 naturvårdsarter varav 31 rödlistade arter sina livsmiljöer och växtplatser.</w:t>
       </w:r>
     </w:p>
     <w:p>
@@ -2596,7 +2616,7 @@
     <w:r>
       <w:tab/>
       <w:tab/>
-      <w:t>2026-07-22</w:t>
+      <w:t>2026-07-23</w:t>
       <w:br/>
       <w:br/>
     </w:r>

--- a/klagomål/A 30606-2025 FSC-klagomål.docx
+++ b/klagomål/A 30606-2025 FSC-klagomål.docx
@@ -2616,7 +2616,7 @@
     <w:r>
       <w:tab/>
       <w:tab/>
-      <w:t>2026-07-23</w:t>
+      <w:t>2026-07-24</w:t>
       <w:br/>
       <w:br/>
     </w:r>

--- a/klagomål/A 30606-2025 FSC-klagomål.docx
+++ b/klagomål/A 30606-2025 FSC-klagomål.docx
@@ -2616,7 +2616,7 @@
     <w:r>
       <w:tab/>
       <w:tab/>
-      <w:t>2026-07-24</w:t>
+      <w:t>2026-07-25</w:t>
       <w:br/>
       <w:br/>
     </w:r>

--- a/klagomål/A 30606-2025 FSC-klagomål.docx
+++ b/klagomål/A 30606-2025 FSC-klagomål.docx
@@ -2616,7 +2616,7 @@
     <w:r>
       <w:tab/>
       <w:tab/>
-      <w:t>2026-07-25</w:t>
+      <w:t>2026-07-26</w:t>
       <w:br/>
       <w:br/>
     </w:r>

--- a/klagomål/A 30606-2025 FSC-klagomål.docx
+++ b/klagomål/A 30606-2025 FSC-klagomål.docx
@@ -2616,7 +2616,7 @@
     <w:r>
       <w:tab/>
       <w:tab/>
-      <w:t>2026-07-26</w:t>
+      <w:t>2026-07-27</w:t>
       <w:br/>
       <w:br/>
     </w:r>

--- a/klagomål/A 30606-2025 FSC-klagomål.docx
+++ b/klagomål/A 30606-2025 FSC-klagomål.docx
@@ -2616,7 +2616,7 @@
     <w:r>
       <w:tab/>
       <w:tab/>
-      <w:t>2026-07-27</w:t>
+      <w:t>2026-07-28</w:t>
       <w:br/>
       <w:br/>
     </w:r>

--- a/klagomål/A 30606-2025 FSC-klagomål.docx
+++ b/klagomål/A 30606-2025 FSC-klagomål.docx
@@ -2616,7 +2616,7 @@
     <w:r>
       <w:tab/>
       <w:tab/>
-      <w:t>2026-07-28</w:t>
+      <w:t>2026-07-29</w:t>
       <w:br/>
       <w:br/>
     </w:r>

--- a/klagomål/A 30606-2025 FSC-klagomål.docx
+++ b/klagomål/A 30606-2025 FSC-klagomål.docx
@@ -2616,7 +2616,7 @@
     <w:r>
       <w:tab/>
       <w:tab/>
-      <w:t>2026-07-29</w:t>
+      <w:t>2026-07-30</w:t>
       <w:br/>
       <w:br/>
     </w:r>

--- a/klagomål/A 30606-2025 FSC-klagomål.docx
+++ b/klagomål/A 30606-2025 FSC-klagomål.docx
@@ -178,7 +178,7 @@
       <w:r>
         <w:drawing>
           <wp:inline xmlns:a="http://schemas.openxmlformats.org/drawingml/2006/main" xmlns:pic="http://schemas.openxmlformats.org/drawingml/2006/picture">
-            <wp:extent cx="5219654" cy="5724000"/>
+            <wp:extent cx="5157081" cy="5724000"/>
             <wp:docPr id="1" name="Picture 1"/>
             <wp:cNvGraphicFramePr>
               <a:graphicFrameLocks noChangeAspect="1"/>
@@ -199,7 +199,7 @@
                   <pic:spPr>
                     <a:xfrm>
                       <a:off x="0" y="0"/>
-                      <a:ext cx="5219654" cy="5724000"/>
+                      <a:ext cx="5157081" cy="5724000"/>
                     </a:xfrm>
                     <a:prstGeom prst="rect"/>
                   </pic:spPr>
@@ -221,7 +221,7 @@
     </w:p>
     <w:p>
       <w:r>
-        <w:t>I och inom 21 meter från avverkningsanmälan finns fynd av 43 naturvårdsarter, varav 31 är rödlistade, 8 är fridlysta, 28 är typiska (T) och 10 är signalarter (S): fläckporing (VU, T), garnlav (VU, T), gräddporing (VU, T), knärot (VU, T, §8), Lecidea subhumida (VU), ulltickeporing (VU), blanksvart spiklav (NT), blågrå svartspik (NT), dvärgbägarlav (NT, T), gammelgransskål (NT, T), grå blåbärsfältmätare (NT), knottrig blåslav (NT, T), kolflarnlav (NT, T), kortskaftad ärgspik (NT), lappmes (NT, T, §4), lavskrika (NT, T, §4), liten svartspik (NT), mörk kolflarnlav (NT), nordtagging (NT), reliktbock (NT, T), rosenticka (NT, T), talltagel (NT, T), talltita (NT, §4), tretåig hackspett (NT, T, §4), ullticka (NT, T), vaddporing (NT), vedflamlav (NT), vedskivlav (NT, T), vedtrappmossa (NT, T), violettgrå tagellav (NT, T), vitgrynig nållav (NT), björksplintborre (S), bårdlav (S, T), källmossor (S), luddlav (S, T), plattlummer (S, T, §9), spindelblomster (S, T, §8), stuplav (S, T), vanlig flatbagge (S, T), vedticka (S, T), ögonpyrola (S, T), sälg (T) och tjäder (T, §4). Se Figur 1.</w:t>
+        <w:t>I och inom 21 meter från avverkningsanmälan finns fynd av 45 naturvårdsarter, varav 32 är rödlistade, 8 är fridlysta, 30 är typiska (T) och 11 är signalarter (S): fläckporing (VU, T), garnlav (VU, T), gräddporing (VU, T), knärot (VU, T, §8), lakritsmusseron (VU, T), Lecidea subhumida (VU), ulltickeporing (VU), blanksvart spiklav (NT), blågrå svartspik (NT), dvärgbägarlav (NT, T), gammelgransskål (NT, T), grå blåbärsfältmätare (NT), knottrig blåslav (NT, T), kolflarnlav (NT, T), kortskaftad ärgspik (NT), lappmes (NT, T, §4), lavskrika (NT, T, §4), liten svartspik (NT), mörk kolflarnlav (NT), nordtagging (NT), reliktbock (NT, T), rosenticka (NT, T), talltagel (NT, T), talltita (NT, §4), tretåig hackspett (NT, T, §4), ullticka (NT, T), vaddporing (NT), vedflamlav (NT), vedskivlav (NT, T), vedtrappmossa (NT, T), violettgrå tagellav (NT, T), vitgrynig nållav (NT), björksplintborre (S), bårdlav (S, T), källmossor (S), luddlav (S, T), norrlandslav (S, T), plattlummer (S, T, §9), spindelblomster (S, T, §8), stuplav (S, T), vanlig flatbagge (S, T), vedticka (S, T), ögonpyrola (S, T), sälg (T) och tjäder (T, §4). Se Figur 1.</w:t>
       </w:r>
     </w:p>
     <w:p>
@@ -420,32 +420,52 @@
       <w:r>
         <w:rPr>
           <w:b/>
+        </w:rPr>
+        <w:t>Lakritsmusseron (VU)</w:t>
+      </w:r>
+      <w:r>
+        <w:t xml:space="preserve"> bildar mykorrhiza med tall, på torr, sandig, bergig och mager mark i äldre lavtallskog. Den är placerad högst upp i Skogsstyrelsens värdepyramid för bedömning av skog med höga naturvärden och är en mycket bra signalart som indikerar skyddsvärda sandskogar och hällmarksskogar med höga naturvärden. Arten bedöms ha minskat starkt och fortgår att minska, huvudsakligen p.g.a. slutavverkning av kontinuitetsskogar, främst tallhedar. Lakritsmusseron är globalt rödlistad som sårbar (VU) vilket innebär att Sverige har ett internationellt ansvar för arten. Lakritsmusseron är typisk art för </w:t>
+      </w:r>
+      <w:r>
+        <w:rPr>
           <w:i/>
         </w:rPr>
-        <w:t xml:space="preserve">Lecidea subhumida </w:t>
-      </w:r>
-      <w:r>
-        <w:rPr>
-          <w:b/>
-        </w:rPr>
-        <w:t>(VU)</w:t>
-      </w:r>
-      <w:r>
-        <w:t xml:space="preserve"> är en skivlav som växer på ved (grenar, stam) av gamla tallar i subalpin skog. Arten påverkas negativt av brist på kontinuitetsskog och en minskning av populationen pågår eller förväntas ske. Antalet individer bedöms vara lägre än gränsvärdet för sårbar (VU) (SLU Artdatabanken, 2026).</w:t>
-      </w:r>
-    </w:p>
-    <w:p>
-      <w:r>
-        <w:rPr>
-          <w:b/>
-        </w:rPr>
-        <w:t xml:space="preserve">Ulltickeporing </w:t>
-      </w:r>
+        <w:t>9010 Taiga</w:t>
+      </w:r>
+      <w:r>
+        <w:t xml:space="preserve"> (SLU Artdatabanken, 2024; Nitare &amp; Skogsstyrelsen, 2019; IUCN, 2015).</w:t>
+      </w:r>
+    </w:p>
+    <w:p>
       <w:r>
         <w:rPr>
           <w:b/>
           <w:i/>
         </w:rPr>
+        <w:t xml:space="preserve">Lecidea subhumida </w:t>
+      </w:r>
+      <w:r>
+        <w:rPr>
+          <w:b/>
+        </w:rPr>
+        <w:t>(VU)</w:t>
+      </w:r>
+      <w:r>
+        <w:t xml:space="preserve"> är en skivlav som växer på ved (grenar, stam) av gamla tallar i subalpin skog. Arten påverkas negativt av brist på kontinuitetsskog och en minskning av populationen pågår eller förväntas ske. Antalet individer bedöms vara lägre än gränsvärdet för sårbar (VU) (SLU Artdatabanken, 2026).</w:t>
+      </w:r>
+    </w:p>
+    <w:p>
+      <w:r>
+        <w:rPr>
+          <w:b/>
+        </w:rPr>
+        <w:t xml:space="preserve">Ulltickeporing </w:t>
+      </w:r>
+      <w:r>
+        <w:rPr>
+          <w:b/>
+          <w:i/>
+        </w:rPr>
         <w:t>Skeletocutis brevispora</w:t>
       </w:r>
       <w:r>
@@ -1036,6 +1056,35 @@
       </w:r>
       <w:r>
         <w:t>(Nitare &amp; Skogsstyrelsen, 2019; SLU Artdatabanken, 2025).</w:t>
+      </w:r>
+    </w:p>
+    <w:p>
+      <w:r>
+        <w:rPr>
+          <w:b/>
+        </w:rPr>
+        <w:t xml:space="preserve">Norrlandslav </w:t>
+      </w:r>
+      <w:r>
+        <w:t xml:space="preserve">indikerar söder om den naturliga norrlandsgränsen barrskogsbeklädda bergbranter eller andra ostörda skogsmiljöer med höga naturvärden. Norrlandslav är typisk art för </w:t>
+      </w:r>
+      <w:r>
+        <w:rPr>
+          <w:i/>
+        </w:rPr>
+        <w:t xml:space="preserve">9010 Taiga, 8110 Silikatrasmarker </w:t>
+      </w:r>
+      <w:r>
+        <w:t>och</w:t>
+      </w:r>
+      <w:r>
+        <w:rPr>
+          <w:i/>
+        </w:rPr>
+        <w:t xml:space="preserve"> 8120 Kalkrasmarker </w:t>
+      </w:r>
+      <w:r>
+        <w:t>(Nitare &amp; Skogsstyrelsen, 2000; SLU Artdatabanken, 2025).</w:t>
       </w:r>
     </w:p>
     <w:p>
@@ -1384,7 +1433,7 @@
         <w:rPr>
           <w:i/>
         </w:rPr>
-        <w:t>I det avverkningsanmälda skogsområdet har 41 rödlistade arter och signalarter påträffats. Detta ska jämföras med Skogsstyrelsens uppföljning 2017 av nyckelbiotoper som visade att man i genomsnitt hittar 20,6 olika rödlistade arter och signalarter i en nyckelbiotop (Wijk, S. 2017. Biologisk mångfald i nyckelbiotoper – Resultat från inventeringen “Uppföljning biologisk mångfald” 2009–2015. Rapport 4/2017 Skogsstyrelsen, Jönköping).</w:t>
+        <w:t>I det avverkningsanmälda skogsområdet har 43 rödlistade arter och signalarter påträffats. Detta ska jämföras med Skogsstyrelsens uppföljning 2017 av nyckelbiotoper som visade att man i genomsnitt hittar 20,6 olika rödlistade arter och signalarter i en nyckelbiotop (Wijk, S. 2017. Biologisk mångfald i nyckelbiotoper – Resultat från inventeringen “Uppföljning biologisk mångfald” 2009–2015. Rapport 4/2017 Skogsstyrelsen, Jönköping).</w:t>
       </w:r>
     </w:p>
     <w:p>
@@ -1413,7 +1462,7 @@
         <w:rPr>
           <w:i/>
         </w:rPr>
-        <w:t>I det avverkningsanmälda skogsområdet har 43 naturvårdsarter varav 31 rödlistade arter sina livsmiljöer och växtplatser.</w:t>
+        <w:t>I det avverkningsanmälda skogsområdet har 45 naturvårdsarter varav 32 rödlistade arter sina livsmiljöer och växtplatser.</w:t>
       </w:r>
     </w:p>
     <w:p>
@@ -2616,7 +2665,7 @@
     <w:r>
       <w:tab/>
       <w:tab/>
-      <w:t>2026-07-30</w:t>
+      <w:t>2026-07-31</w:t>
       <w:br/>
       <w:br/>
     </w:r>

--- a/klagomål/A 30606-2025 FSC-klagomål.docx
+++ b/klagomål/A 30606-2025 FSC-klagomål.docx
@@ -178,7 +178,7 @@
       <w:r>
         <w:drawing>
           <wp:inline xmlns:a="http://schemas.openxmlformats.org/drawingml/2006/main" xmlns:pic="http://schemas.openxmlformats.org/drawingml/2006/picture">
-            <wp:extent cx="5157081" cy="5724000"/>
+            <wp:extent cx="5152542" cy="5724000"/>
             <wp:docPr id="1" name="Picture 1"/>
             <wp:cNvGraphicFramePr>
               <a:graphicFrameLocks noChangeAspect="1"/>
@@ -199,7 +199,7 @@
                   <pic:spPr>
                     <a:xfrm>
                       <a:off x="0" y="0"/>
-                      <a:ext cx="5157081" cy="5724000"/>
+                      <a:ext cx="5152542" cy="5724000"/>
                     </a:xfrm>
                     <a:prstGeom prst="rect"/>
                   </pic:spPr>
@@ -2665,7 +2665,7 @@
     <w:r>
       <w:tab/>
       <w:tab/>
-      <w:t>2026-07-31</w:t>
+      <w:t>2026-08-01</w:t>
       <w:br/>
       <w:br/>
     </w:r>

--- a/klagomål/A 30606-2025 FSC-klagomål.docx
+++ b/klagomål/A 30606-2025 FSC-klagomål.docx
@@ -2665,7 +2665,7 @@
     <w:r>
       <w:tab/>
       <w:tab/>
-      <w:t>2026-08-01</w:t>
+      <w:t>2026-08-02</w:t>
       <w:br/>
       <w:br/>
     </w:r>

--- a/klagomål/A 30606-2025 FSC-klagomål.docx
+++ b/klagomål/A 30606-2025 FSC-klagomål.docx
@@ -2665,7 +2665,7 @@
     <w:r>
       <w:tab/>
       <w:tab/>
-      <w:t>2026-08-02</w:t>
+      <w:t>2026-08-03</w:t>
       <w:br/>
       <w:br/>
     </w:r>

--- a/klagomål/A 30606-2025 FSC-klagomål.docx
+++ b/klagomål/A 30606-2025 FSC-klagomål.docx
@@ -2665,7 +2665,7 @@
     <w:r>
       <w:tab/>
       <w:tab/>
-      <w:t>2026-08-03</w:t>
+      <w:t>2026-08-04</w:t>
       <w:br/>
       <w:br/>
     </w:r>

--- a/klagomål/A 30606-2025 FSC-klagomål.docx
+++ b/klagomål/A 30606-2025 FSC-klagomål.docx
@@ -2665,7 +2665,7 @@
     <w:r>
       <w:tab/>
       <w:tab/>
-      <w:t>2026-08-04</w:t>
+      <w:t>2026-08-05</w:t>
       <w:br/>
       <w:br/>
     </w:r>

--- a/klagomål/A 30606-2025 FSC-klagomål.docx
+++ b/klagomål/A 30606-2025 FSC-klagomål.docx
@@ -2665,7 +2665,7 @@
     <w:r>
       <w:tab/>
       <w:tab/>
-      <w:t>2026-08-05</w:t>
+      <w:t>2026-08-07</w:t>
       <w:br/>
       <w:br/>
     </w:r>

--- a/klagomål/A 30606-2025 FSC-klagomål.docx
+++ b/klagomål/A 30606-2025 FSC-klagomål.docx
@@ -2665,7 +2665,7 @@
     <w:r>
       <w:tab/>
       <w:tab/>
-      <w:t>2026-08-07</w:t>
+      <w:t>2026-08-08</w:t>
       <w:br/>
       <w:br/>
     </w:r>

--- a/klagomål/A 30606-2025 FSC-klagomål.docx
+++ b/klagomål/A 30606-2025 FSC-klagomål.docx
@@ -2665,7 +2665,7 @@
     <w:r>
       <w:tab/>
       <w:tab/>
-      <w:t>2026-08-15</w:t>
+      <w:t>2026-08-16</w:t>
       <w:br/>
       <w:br/>
     </w:r>

--- a/klagomål/A 30606-2025 FSC-klagomål.docx
+++ b/klagomål/A 30606-2025 FSC-klagomål.docx
@@ -2665,7 +2665,7 @@
     <w:r>
       <w:tab/>
       <w:tab/>
-      <w:t>2026-08-16</w:t>
+      <w:t>2026-08-17</w:t>
       <w:br/>
       <w:br/>
     </w:r>

--- a/klagomål/A 30606-2025 FSC-klagomål.docx
+++ b/klagomål/A 30606-2025 FSC-klagomål.docx
@@ -2665,7 +2665,7 @@
     <w:r>
       <w:tab/>
       <w:tab/>
-      <w:t>2026-08-17</w:t>
+      <w:t>2026-08-18</w:t>
       <w:br/>
       <w:br/>
     </w:r>

--- a/klagomål/A 30606-2025 FSC-klagomål.docx
+++ b/klagomål/A 30606-2025 FSC-klagomål.docx
@@ -2665,7 +2665,7 @@
     <w:r>
       <w:tab/>
       <w:tab/>
-      <w:t>2026-08-18</w:t>
+      <w:t>2026-08-19</w:t>
       <w:br/>
       <w:br/>
     </w:r>

--- a/klagomål/A 30606-2025 FSC-klagomål.docx
+++ b/klagomål/A 30606-2025 FSC-klagomål.docx
@@ -2665,7 +2665,7 @@
     <w:r>
       <w:tab/>
       <w:tab/>
-      <w:t>2026-08-19</w:t>
+      <w:t>2026-08-20</w:t>
       <w:br/>
       <w:br/>
     </w:r>

--- a/klagomål/A 30606-2025 FSC-klagomål.docx
+++ b/klagomål/A 30606-2025 FSC-klagomål.docx
@@ -2665,7 +2665,7 @@
     <w:r>
       <w:tab/>
       <w:tab/>
-      <w:t>2026-08-20</w:t>
+      <w:t>2026-08-21</w:t>
       <w:br/>
       <w:br/>
     </w:r>

--- a/klagomål/A 30606-2025 FSC-klagomål.docx
+++ b/klagomål/A 30606-2025 FSC-klagomål.docx
@@ -2665,7 +2665,7 @@
     <w:r>
       <w:tab/>
       <w:tab/>
-      <w:t>2026-08-21</w:t>
+      <w:t>2026-08-22</w:t>
       <w:br/>
       <w:br/>
     </w:r>

--- a/klagomål/A 30606-2025 FSC-klagomål.docx
+++ b/klagomål/A 30606-2025 FSC-klagomål.docx
@@ -2665,7 +2665,7 @@
     <w:r>
       <w:tab/>
       <w:tab/>
-      <w:t>2026-08-22</w:t>
+      <w:t>2026-08-23</w:t>
       <w:br/>
       <w:br/>
     </w:r>

--- a/klagomål/A 30606-2025 FSC-klagomål.docx
+++ b/klagomål/A 30606-2025 FSC-klagomål.docx
@@ -2665,7 +2665,7 @@
     <w:r>
       <w:tab/>
       <w:tab/>
-      <w:t>2026-08-23</w:t>
+      <w:t>2026-08-24</w:t>
       <w:br/>
       <w:br/>
     </w:r>

--- a/klagomål/A 30606-2025 FSC-klagomål.docx
+++ b/klagomål/A 30606-2025 FSC-klagomål.docx
@@ -2665,7 +2665,7 @@
     <w:r>
       <w:tab/>
       <w:tab/>
-      <w:t>2026-08-24</w:t>
+      <w:t>2026-08-25</w:t>
       <w:br/>
       <w:br/>
     </w:r>

--- a/klagomål/A 30606-2025 FSC-klagomål.docx
+++ b/klagomål/A 30606-2025 FSC-klagomål.docx
@@ -2665,7 +2665,7 @@
     <w:r>
       <w:tab/>
       <w:tab/>
-      <w:t>2026-08-25</w:t>
+      <w:t>2026-08-26</w:t>
       <w:br/>
       <w:br/>
     </w:r>

--- a/klagomål/A 30606-2025 FSC-klagomål.docx
+++ b/klagomål/A 30606-2025 FSC-klagomål.docx
@@ -2665,7 +2665,7 @@
     <w:r>
       <w:tab/>
       <w:tab/>
-      <w:t>2026-08-26</w:t>
+      <w:t>2026-08-27</w:t>
       <w:br/>
       <w:br/>
     </w:r>

--- a/klagomål/A 30606-2025 FSC-klagomål.docx
+++ b/klagomål/A 30606-2025 FSC-klagomål.docx
@@ -2665,7 +2665,7 @@
     <w:r>
       <w:tab/>
       <w:tab/>
-      <w:t>2026-08-27</w:t>
+      <w:t>2026-08-28</w:t>
       <w:br/>
       <w:br/>
     </w:r>

--- a/klagomål/A 30606-2025 FSC-klagomål.docx
+++ b/klagomål/A 30606-2025 FSC-klagomål.docx
@@ -2665,7 +2665,7 @@
     <w:r>
       <w:tab/>
       <w:tab/>
-      <w:t>2026-08-28</w:t>
+      <w:t>2026-08-29</w:t>
       <w:br/>
       <w:br/>
     </w:r>

--- a/klagomål/A 30606-2025 FSC-klagomål.docx
+++ b/klagomål/A 30606-2025 FSC-klagomål.docx
@@ -2665,7 +2665,7 @@
     <w:r>
       <w:tab/>
       <w:tab/>
-      <w:t>2026-08-29</w:t>
+      <w:t>2026-08-31</w:t>
       <w:br/>
       <w:br/>
     </w:r>

--- a/klagomål/A 30606-2025 FSC-klagomål.docx
+++ b/klagomål/A 30606-2025 FSC-klagomål.docx
@@ -2665,7 +2665,7 @@
     <w:r>
       <w:tab/>
       <w:tab/>
-      <w:t>2026-08-31</w:t>
+      <w:t>2026-09-01</w:t>
       <w:br/>
       <w:br/>
     </w:r>

--- a/klagomål/A 30606-2025 FSC-klagomål.docx
+++ b/klagomål/A 30606-2025 FSC-klagomål.docx
@@ -2665,7 +2665,7 @@
     <w:r>
       <w:tab/>
       <w:tab/>
-      <w:t>2026-09-01</w:t>
+      <w:t>2026-09-02</w:t>
       <w:br/>
       <w:br/>
     </w:r>

--- a/klagomål/A 30606-2025 FSC-klagomål.docx
+++ b/klagomål/A 30606-2025 FSC-klagomål.docx
@@ -2665,7 +2665,7 @@
     <w:r>
       <w:tab/>
       <w:tab/>
-      <w:t>2026-09-02</w:t>
+      <w:t>2026-09-03</w:t>
       <w:br/>
       <w:br/>
     </w:r>

--- a/klagomål/A 30606-2025 FSC-klagomål.docx
+++ b/klagomål/A 30606-2025 FSC-klagomål.docx
@@ -2665,7 +2665,7 @@
     <w:r>
       <w:tab/>
       <w:tab/>
-      <w:t>2026-09-03</w:t>
+      <w:t>2026-09-04</w:t>
       <w:br/>
       <w:br/>
     </w:r>

--- a/klagomål/A 30606-2025 FSC-klagomål.docx
+++ b/klagomål/A 30606-2025 FSC-klagomål.docx
@@ -2665,7 +2665,7 @@
     <w:r>
       <w:tab/>
       <w:tab/>
-      <w:t>2026-09-04</w:t>
+      <w:t>2026-09-05</w:t>
       <w:br/>
       <w:br/>
     </w:r>

--- a/klagomål/A 30606-2025 FSC-klagomål.docx
+++ b/klagomål/A 30606-2025 FSC-klagomål.docx
@@ -2665,7 +2665,7 @@
     <w:r>
       <w:tab/>
       <w:tab/>
-      <w:t>2026-09-05</w:t>
+      <w:t>2026-09-06</w:t>
       <w:br/>
       <w:br/>
     </w:r>

--- a/klagomål/A 30606-2025 FSC-klagomål.docx
+++ b/klagomål/A 30606-2025 FSC-klagomål.docx
@@ -2665,7 +2665,7 @@
     <w:r>
       <w:tab/>
       <w:tab/>
-      <w:t>2026-09-06</w:t>
+      <w:t>2026-09-07</w:t>
       <w:br/>
       <w:br/>
     </w:r>

--- a/klagomål/A 30606-2025 FSC-klagomål.docx
+++ b/klagomål/A 30606-2025 FSC-klagomål.docx
@@ -2665,7 +2665,7 @@
     <w:r>
       <w:tab/>
       <w:tab/>
-      <w:t>2026-09-07</w:t>
+      <w:t>2026-09-08</w:t>
       <w:br/>
       <w:br/>
     </w:r>

--- a/klagomål/A 30606-2025 FSC-klagomål.docx
+++ b/klagomål/A 30606-2025 FSC-klagomål.docx
@@ -2665,7 +2665,7 @@
     <w:r>
       <w:tab/>
       <w:tab/>
-      <w:t>2026-09-08</w:t>
+      <w:t>2026-09-09</w:t>
       <w:br/>
       <w:br/>
     </w:r>

--- a/klagomål/A 30606-2025 FSC-klagomål.docx
+++ b/klagomål/A 30606-2025 FSC-klagomål.docx
@@ -2665,7 +2665,7 @@
     <w:r>
       <w:tab/>
       <w:tab/>
-      <w:t>2026-09-09</w:t>
+      <w:t>2026-09-10</w:t>
       <w:br/>
       <w:br/>
     </w:r>

--- a/klagomål/A 30606-2025 FSC-klagomål.docx
+++ b/klagomål/A 30606-2025 FSC-klagomål.docx
@@ -2665,7 +2665,7 @@
     <w:r>
       <w:tab/>
       <w:tab/>
-      <w:t>2026-09-10</w:t>
+      <w:t>2026-09-11</w:t>
       <w:br/>
       <w:br/>
     </w:r>

--- a/klagomål/A 30606-2025 FSC-klagomål.docx
+++ b/klagomål/A 30606-2025 FSC-klagomål.docx
@@ -2665,7 +2665,7 @@
     <w:r>
       <w:tab/>
       <w:tab/>
-      <w:t>2026-09-11</w:t>
+      <w:t>2026-09-12</w:t>
       <w:br/>
       <w:br/>
     </w:r>
